--- a/recursos/comercial/campañas/guiones_profes/GUION_JuanDiego.docx
+++ b/recursos/comercial/campañas/guiones_profes/GUION_JuanDiego.docx
@@ -25,7 +25,20 @@
           <w:color w:val="8A7A6A"/>
           <w:sz w:val="20"/>
         </w:rPr>
-        <w:t>Aquí tienes TRES opciones. Escoge UNA — la que te dé menos susto. Con una cumples la semana; si te animas a más, mejor.</w:t>
+        <w:t>Estos son TUS TRES VIDEOS de las próximas 3 semanas: UNO por semana, en el orden que tú quieras (empieza por el que te dé menos susto).</w:t>
+      </w:r>
+    </w:p>
+    <w:p>
+      <w:pPr>
+        <w:jc w:val="center"/>
+      </w:pPr>
+      <w:r>
+        <w:rPr>
+          <w:b/>
+          <w:color w:val="33261A"/>
+          <w:sz w:val="20"/>
+        </w:rPr>
+        <w:t>Los grabas TÚ SOLO a cámara — sin alumnos, sin coordinar con nadie. El micrófono y el teléfono se los pides a Jacqueline.</w:t>
       </w:r>
     </w:p>
     <w:p>
@@ -45,7 +58,37 @@
           <w:i w:val="0"/>
           <w:sz w:val="20"/>
         </w:rPr>
-        <w:t>Vertical (9:16) · celular a la altura de los ojos · luz de frente · pega el guion en una app de teleprompter (BIGVU, gratis) y léelo — no hay que memorizar · lo que está en inglés se dice DESPACIO y claro · máximo 2 tomas · manda el crudo por WhatsApp a Diana, sin editar. Lo de [corchetes] no se dice.</w:t>
+        <w:t>1. Pídele a Jacqueline el TELÉFONO y el MICRÓFONO de grabación (están en la academia para esto).</w:t>
+      </w:r>
+    </w:p>
+    <w:p>
+      <w:r>
+        <w:rPr>
+          <w:b w:val="0"/>
+          <w:i w:val="0"/>
+          <w:sz w:val="20"/>
+        </w:rPr>
+        <w:t>2. Vertical (9:16) · teléfono a la altura de los ojos · luz de frente (una ventana sirve) · en el salón o donde haya silencio.</w:t>
+      </w:r>
+    </w:p>
+    <w:p>
+      <w:r>
+        <w:rPr>
+          <w:b w:val="0"/>
+          <w:i w:val="0"/>
+          <w:sz w:val="20"/>
+        </w:rPr>
+        <w:t>3. Pega el guion en una app de teleprompter (BIGVU, gratis) y léelo — no hay que memorizar. Lo que está en inglés se dice DESPACIO y claro.</w:t>
+      </w:r>
+    </w:p>
+    <w:p>
+      <w:r>
+        <w:rPr>
+          <w:b w:val="0"/>
+          <w:i w:val="0"/>
+          <w:sz w:val="20"/>
+        </w:rPr>
+        <w:t>4. Máximo 2 tomas. Manda el crudo por WhatsApp a Diana, sin editar. Lo de [corchetes] no se dice.</w:t>
       </w:r>
     </w:p>
     <w:p>
@@ -55,7 +98,7 @@
           <w:color w:val="E54C09"/>
           <w:sz w:val="24"/>
         </w:rPr>
-        <w:t>OPCIÓN A — “Ese pues te delata” (30 seg · la más potente)</w:t>
+        <w:t>VIDEO 1 — “Ese pues te delata” (30 seg · el más potente)</w:t>
       </w:r>
     </w:p>
     <w:p>
@@ -126,7 +169,7 @@
           <w:color w:val="E54C09"/>
           <w:sz w:val="24"/>
         </w:rPr>
-        <w:t>OPCIÓN B — El error real de clase (20 seg · más corta)</w:t>
+        <w:t>VIDEO 2 — El error real de clase (20 seg · más corto)</w:t>
       </w:r>
     </w:p>
     <w:p>
@@ -187,7 +230,7 @@
           <w:color w:val="1E6E42"/>
           <w:sz w:val="24"/>
         </w:rPr>
-        <w:t>OPCIÓN C — La Frase del Día (15 seg · la más fácil)</w:t>
+        <w:t>VIDEO 3 — La Frase del Día (15 seg · el más fácil)</w:t>
       </w:r>
     </w:p>
     <w:p>
@@ -248,7 +291,7 @@
           <w:i w:val="0"/>
           <w:sz w:val="20"/>
         </w:rPr>
-        <w:t>El texto en pantalla lo pone el editor — tú solo graba y manda. Gracias por hacer parte: tu cara es la de la academia.</w:t>
+        <w:t>Uno por semana: al mandar los 3 quedaste al día del mes. El texto en pantalla lo pone el editor — tú solo grabas y mandas. Gracias por hacer parte: tu cara es la de la academia.</w:t>
       </w:r>
     </w:p>
     <w:sectPr>

--- a/recursos/comercial/campañas/guiones_profes/GUION_JuanDiego.docx
+++ b/recursos/comercial/campañas/guiones_profes/GUION_JuanDiego.docx
@@ -12,7 +12,7 @@
           <w:color w:val="E54C09"/>
           <w:sz w:val="28"/>
         </w:rPr>
-        <w:t>HEIIU — TU VIDEO DE ESTA SEMANA · JUAN DIEGO</w:t>
+        <w:t>HEIIU — EL MINUTO DEL ESTUDIANTE · JUAN DIEGO</w:t>
       </w:r>
     </w:p>
     <w:p>
@@ -25,20 +25,7 @@
           <w:color w:val="8A7A6A"/>
           <w:sz w:val="20"/>
         </w:rPr>
-        <w:t>Estos son TUS TRES VIDEOS de las próximas 3 semanas: UNO por semana, en el orden que tú quieras (empieza por el que te dé menos susto).</w:t>
-      </w:r>
-    </w:p>
-    <w:p>
-      <w:pPr>
-        <w:jc w:val="center"/>
-      </w:pPr>
-      <w:r>
-        <w:rPr>
-          <w:b/>
-          <w:color w:val="33261A"/>
-          <w:sz w:val="20"/>
-        </w:rPr>
-        <w:t>Los grabas TÚ SOLO a cámara — sin alumnos, sin coordinar con nadie. El micrófono y el teléfono se los pides a Jacqueline.</w:t>
+        <w:t>4 videos = 4 semanas (1 por semana, en el orden que quieras). TÚ diriges y grabas — EL ESTUDIANTE habla a cámara.</w:t>
       </w:r>
     </w:p>
     <w:p>
@@ -48,7 +35,7 @@
           <w:color w:val="E54C09"/>
           <w:sz w:val="24"/>
         </w:rPr>
-        <w:t>CÓMO GRABAR (igual para las tres)</w:t>
+        <w:t>CÓMO FUNCIONA (10 minutos al final de UNA clase por semana)</w:t>
       </w:r>
     </w:p>
     <w:p>
@@ -56,9 +43,9 @@
         <w:rPr>
           <w:b w:val="0"/>
           <w:i w:val="0"/>
-          <w:sz w:val="20"/>
+          <w:sz w:val="22"/>
         </w:rPr>
-        <w:t>1. Pídele a Jacqueline el TELÉFONO y el MICRÓFONO de grabación (están en la academia para esto).</w:t>
+        <w:t>1. Pídele a Jacqueline el TELÉFONO y el MICRÓFONO de grabación.</w:t>
       </w:r>
     </w:p>
     <w:p>
@@ -66,9 +53,9 @@
         <w:rPr>
           <w:b w:val="0"/>
           <w:i w:val="0"/>
-          <w:sz w:val="20"/>
+          <w:sz w:val="22"/>
         </w:rPr>
-        <w:t>2. Vertical (9:16) · teléfono a la altura de los ojos · luz de frente (una ventana sirve) · en el salón o donde haya silencio.</w:t>
+        <w:t>2. Escoge 1-2 VOLUNTARIOS (jamás obligado — el que quiera salir). Si es menor de edad, avísale a Diana ANTES para la autorización del acudiente.</w:t>
       </w:r>
     </w:p>
     <w:p>
@@ -76,9 +63,9 @@
         <w:rPr>
           <w:b w:val="0"/>
           <w:i w:val="0"/>
-          <w:sz w:val="20"/>
+          <w:sz w:val="22"/>
         </w:rPr>
-        <w:t>3. Pega el guion en una app de teleprompter (BIGVU, gratis) y léelo — no hay que memorizar. Lo que está en inglés se dice DESPACIO y claro.</w:t>
+        <w:t>3. El guion se escribe en el TABLERO (o se muestra en el teléfono). Lo ensayan 2 veces y se graba. Máximo 3 tomas — la espontaneidad vale más que la perfección.</w:t>
       </w:r>
     </w:p>
     <w:p>
@@ -86,9 +73,30 @@
         <w:rPr>
           <w:b w:val="0"/>
           <w:i w:val="0"/>
+          <w:sz w:val="22"/>
+        </w:rPr>
+        <w:t>4. Vertical (9:16), teléfono a la altura de los ojos, luz de frente. El estudiante puede leer del tablero — se ve natural.</w:t>
+      </w:r>
+    </w:p>
+    <w:p>
+      <w:r>
+        <w:rPr>
+          <w:b w:val="0"/>
+          <w:i w:val="0"/>
+          <w:sz w:val="22"/>
+        </w:rPr>
+        <w:t>5. Manda el CRUDO por WhatsApp a Diana ese mismo día. Sin editar — el texto en pantalla lo pone el editor.</w:t>
+      </w:r>
+    </w:p>
+    <w:p>
+      <w:r>
+        <w:rPr>
+          <w:b w:val="0"/>
+          <w:i/>
+          <w:color w:val="8A7A6A"/>
           <w:sz w:val="20"/>
         </w:rPr>
-        <w:t>4. Máximo 2 tomas. Manda el crudo por WhatsApp a Diana, sin editar. Lo de [corchetes] no se dice.</w:t>
+        <w:t>Esto también es pedagogía: grabarse hablando construye confianza y alimenta su portafolio. No es un favor a la academia — es una actividad de clase.</w:t>
       </w:r>
     </w:p>
     <w:p>
@@ -98,7 +106,7 @@
           <w:color w:val="E54C09"/>
           <w:sz w:val="24"/>
         </w:rPr>
-        <w:t>VIDEO 1 — “Ese pues te delata” (30 seg · el más potente)</w:t>
+        <w:t>SEMANA A — “Yo decía…” (el error contado por quien lo cometió · 20-25 seg)</w:t>
       </w:r>
     </w:p>
     <w:p>
@@ -109,7 +117,7 @@
           <w:color w:val="8A7A6A"/>
           <w:sz w:val="19"/>
         </w:rPr>
-        <w:t>[A cámara, con energía]</w:t>
+        <w:t>[El estudiante a cámara. Tono: confesión divertida]</w:t>
       </w:r>
     </w:p>
     <w:p>
@@ -119,7 +127,7 @@
           <w:i w:val="0"/>
           <w:sz w:val="23"/>
         </w:rPr>
-        <w:t>¿Dices “pues” cuando estás hablando inglés? … Ese “pues” te delata.</w:t>
+        <w:t>ESTUDIANTE: “Yo antes decía… ‘I have 25 old years’.” [pausa, risa permitida] “Hasta que aquí aprendí que se dice: ‘I'M 25 years old’.”</w:t>
       </w:r>
     </w:p>
     <w:p>
@@ -129,7 +137,7 @@
           <w:i w:val="0"/>
           <w:sz w:val="23"/>
         </w:rPr>
-        <w:t>Y ojo: no es que no sepas inglés — es que estás traduciendo del español.</w:t>
+        <w:t>ESTUDIANTE: “La edad en inglés no se TIENE — se ES.”</w:t>
       </w:r>
     </w:p>
     <w:p>
@@ -139,37 +147,7 @@
           <w:i w:val="0"/>
           <w:sz w:val="23"/>
         </w:rPr>
-        <w:t>[DESPACIO, uno por uno] En vez de eso, di:  Well…   ·   So…   ·   I mean…   ·   You know…</w:t>
-      </w:r>
-    </w:p>
-    <w:p>
-      <w:r>
-        <w:rPr>
-          <w:b/>
-          <w:i w:val="0"/>
-          <w:sz w:val="23"/>
-        </w:rPr>
-        <w:t>Por ejemplo: “Pues mira” → “Well, look…”</w:t>
-      </w:r>
-    </w:p>
-    <w:p>
-      <w:r>
-        <w:rPr>
-          <w:b/>
-          <w:i w:val="0"/>
-          <w:sz w:val="23"/>
-        </w:rPr>
-        <w:t>[Cierre] Tus pausas suenan en inglés, no traducidas. Deja de traducir — repite estas hoy. Episodio 1.</w:t>
-      </w:r>
-    </w:p>
-    <w:p>
-      <w:r>
-        <w:rPr>
-          <w:b/>
-          <w:color w:val="E54C09"/>
-          <w:sz w:val="24"/>
-        </w:rPr>
-        <w:t>VIDEO 2 — El error real de clase (20 seg · más corto)</w:t>
+        <w:t>ESTUDIANTE: “¿Tú también lo decías? Confiésalo en los comentarios.”</w:t>
       </w:r>
     </w:p>
     <w:p>
@@ -180,57 +158,17 @@
           <w:color w:val="8A7A6A"/>
           <w:sz w:val="19"/>
         </w:rPr>
-        <w:t>[A cámara]</w:t>
+        <w:t>(Si el estudiante tiene OTRO error suyo real y quiere contar ese, MEJOR — más auténtico.)</w:t>
       </w:r>
     </w:p>
     <w:p>
       <w:r>
         <w:rPr>
           <w:b/>
-          <w:i w:val="0"/>
-          <w:sz w:val="23"/>
-        </w:rPr>
-        <w:t>Este error lo escuchamos en clase esta semana: “I have 25 old years”. … Y así lo dicen miles.</w:t>
-      </w:r>
-    </w:p>
-    <w:p>
-      <w:r>
-        <w:rPr>
-          <w:b/>
-          <w:i w:val="0"/>
-          <w:sz w:val="23"/>
-        </w:rPr>
-        <w:t>[DESPACIO] En inglés se dice: “I'M 25 years old”. Otra vez: “I'M 25 years old”.</w:t>
-      </w:r>
-    </w:p>
-    <w:p>
-      <w:r>
-        <w:rPr>
-          <w:b/>
-          <w:i w:val="0"/>
-          <w:sz w:val="23"/>
-        </w:rPr>
-        <w:t>La edad en inglés no se TIENE — se ES.</w:t>
-      </w:r>
-    </w:p>
-    <w:p>
-      <w:r>
-        <w:rPr>
-          <w:b/>
-          <w:i w:val="0"/>
-          <w:sz w:val="23"/>
-        </w:rPr>
-        <w:t>Repítelo hoy — y síguenos para el error de la próxima semana.</w:t>
-      </w:r>
-    </w:p>
-    <w:p>
-      <w:r>
-        <w:rPr>
-          <w:b/>
-          <w:color w:val="1E6E42"/>
+          <w:color w:val="E54C09"/>
           <w:sz w:val="24"/>
         </w:rPr>
-        <w:t>VIDEO 3 — La Frase del Día (15 seg · el más fácil)</w:t>
+        <w:t>SEMANA B — “Ese ‘pues’ te delata” (el estudiante da la mini-lección · 30 seg)</w:t>
       </w:r>
     </w:p>
     <w:p>
@@ -241,7 +179,7 @@
           <w:color w:val="8A7A6A"/>
           <w:sz w:val="19"/>
         </w:rPr>
-        <w:t>[A cámara, puedes estar junto al tablero]</w:t>
+        <w:t>[El estudiante a cámara — él/ella ES el profe hoy]</w:t>
       </w:r>
     </w:p>
     <w:p>
@@ -251,7 +189,7 @@
           <w:i w:val="0"/>
           <w:sz w:val="23"/>
         </w:rPr>
-        <w:t>La frase de hoy en nuestros tableros: [DESPACIO] “I can think before I play.”.</w:t>
+        <w:t>ESTUDIANTE: “¿Dices ‘pues’ cuando hablas inglés? Ese ‘pues’ te delata. No es que no sepas — estás traduciendo del español.”</w:t>
       </w:r>
     </w:p>
     <w:p>
@@ -261,7 +199,7 @@
           <w:i w:val="0"/>
           <w:sz w:val="23"/>
         </w:rPr>
-        <w:t>Significa: “Puedo pensar antes de jugar.”</w:t>
+        <w:t>ESTUDIANTE [DESPACIO, uno por uno]: “En vez de eso, di:  Well…   ·   So…   ·   I mean…   ·   You know…”</w:t>
       </w:r>
     </w:p>
     <w:p>
@@ -271,7 +209,110 @@
           <w:i w:val="0"/>
           <w:sz w:val="23"/>
         </w:rPr>
-        <w:t>Repítela conmigo: “I can think before I play.”. … Frase del día — del tablero de Heiiu para ti.</w:t>
+        <w:t>ESTUDIANTE: “Por ejemplo: “Pues mira” → “Well, look…”. Repítelas hoy — deja de traducir.”</w:t>
+      </w:r>
+    </w:p>
+    <w:p>
+      <w:r>
+        <w:rPr>
+          <w:b/>
+          <w:color w:val="1E6E42"/>
+          <w:sz w:val="24"/>
+        </w:rPr>
+        <w:t>SEMANA C — La Frase del Día, por un estudiante (15 seg · la más fácil)</w:t>
+      </w:r>
+    </w:p>
+    <w:p>
+      <w:r>
+        <w:rPr>
+          <w:b w:val="0"/>
+          <w:i/>
+          <w:color w:val="8A7A6A"/>
+          <w:sz w:val="19"/>
+        </w:rPr>
+        <w:t>[El estudiante junto al tablero con la frase escrita]</w:t>
+      </w:r>
+    </w:p>
+    <w:p>
+      <w:r>
+        <w:rPr>
+          <w:b/>
+          <w:i w:val="0"/>
+          <w:sz w:val="23"/>
+        </w:rPr>
+        <w:t>ESTUDIANTE: “La frase de hoy en nuestro tablero: [DESPACIO] ‘I can think before I play.’.”</w:t>
+      </w:r>
+    </w:p>
+    <w:p>
+      <w:r>
+        <w:rPr>
+          <w:b/>
+          <w:i w:val="0"/>
+          <w:sz w:val="23"/>
+        </w:rPr>
+        <w:t>ESTUDIANTE: “Significa: ‘Puedo pensar antes de jugar.’. Repítela conmigo: ‘I can think before I play.’.”</w:t>
+      </w:r>
+    </w:p>
+    <w:p>
+      <w:r>
+        <w:rPr>
+          <w:b/>
+          <w:i w:val="0"/>
+          <w:sz w:val="23"/>
+        </w:rPr>
+        <w:t>ESTUDIANTE: “Frase del día — del tablero de Heiiu para ti.”</w:t>
+      </w:r>
+    </w:p>
+    <w:p>
+      <w:r>
+        <w:rPr>
+          <w:b/>
+          <w:color w:val="1E6E42"/>
+          <w:sz w:val="24"/>
+        </w:rPr>
+        <w:t>SEMANA D — “Mi minuto en inglés” (el estudiante habla EN INGLÉS · 30-40 seg)</w:t>
+      </w:r>
+    </w:p>
+    <w:p>
+      <w:r>
+        <w:rPr>
+          <w:b w:val="0"/>
+          <w:i/>
+          <w:color w:val="8A7A6A"/>
+          <w:sz w:val="19"/>
+        </w:rPr>
+        <w:t>[El formato más poderoso: no decimos que hablan — SE VEN hablando. Subtítulos los pone el editor]</w:t>
+      </w:r>
+    </w:p>
+    <w:p>
+      <w:r>
+        <w:rPr>
+          <w:b/>
+          <w:i w:val="0"/>
+          <w:sz w:val="23"/>
+        </w:rPr>
+        <w:t>ESTUDIANTE (EN INGLÉS, guiado por ti con estas preguntas): “Hi! I’m ___” · qué estudia o hace · hace cuánto estudia en Heiiu · qué es lo que más le gusta · su meta con el inglés (viajar, trabajo, Au Pair…).</w:t>
+      </w:r>
+    </w:p>
+    <w:p>
+      <w:r>
+        <w:rPr>
+          <w:b/>
+          <w:i w:val="0"/>
+          <w:sz w:val="23"/>
+        </w:rPr>
+        <w:t>Cierre EN ESPAÑOL: “Hace ___ meses no podía decir nada de esto.”</w:t>
+      </w:r>
+    </w:p>
+    <w:p>
+      <w:r>
+        <w:rPr>
+          <w:b w:val="0"/>
+          <w:i/>
+          <w:color w:val="8A7A6A"/>
+          <w:sz w:val="19"/>
+        </w:rPr>
+        <w:t>(Escoge para esta semana al estudiante con más nivel del grupo — o al que MÁS haya avanzado, que impresiona igual.)</w:t>
       </w:r>
     </w:p>
     <w:p>
@@ -291,7 +332,7 @@
           <w:i w:val="0"/>
           <w:sz w:val="20"/>
         </w:rPr>
-        <w:t>Uno por semana: al mandar los 3 quedaste al día del mes. El texto en pantalla lo pone el editor — tú solo grabas y mandas. Gracias por hacer parte: tu cara es la de la academia.</w:t>
+        <w:t>1 video por semana = 4 al mes y tu grupo queda al día. Voluntarios siempre. Menores → autorización primero. El crudo a Diana el mismo día. Gracias — tus estudiantes son la mejor prueba de tu trabajo.</w:t>
       </w:r>
     </w:p>
     <w:sectPr>
